--- a/templates/法人谈话笔录（普通工伤案件）.docx
+++ b/templates/法人谈话笔录（普通工伤案件）.docx
@@ -637,7 +637,7 @@
           <w:szCs w:val="30"/>
           <w:u w:val="single"/>
         </w:rPr>
-        <w:t xml:space="preserve">答：听清楚了，不申请回避。                                      </w:t>
+        <w:t xml:space="preserve">答：听清楚了，不申请回避。  </w:t>
       </w:r>
     </w:p>
     <w:p>
@@ -648,7 +648,7 @@
         </w:tabs>
         <w:spacing w:line="520" w:lineRule="exact"/>
         <w:rPr>
-          <w:rFonts w:hAnsi="宋体" w:cs="宋体"/>
+          <w:rFonts w:hAnsi="宋体" w:cs="宋体" w:hint="eastAsia"/>
           <w:sz w:val="30"/>
           <w:szCs w:val="30"/>
           <w:u w:val="single"/>
@@ -685,125 +685,7 @@
           <w:szCs w:val="30"/>
           <w:u w:val="single"/>
         </w:rPr>
-        <w:t>问：请问你认识</w:t>
-      </w:r>
-      <w:r>
-        <w:rPr>
-          <w:rFonts w:hAnsi="宋体" w:cs="宋体" w:hint="eastAsia"/>
-          <w:sz w:val="30"/>
-          <w:szCs w:val="30"/>
-          <w:u w:val="single"/>
-        </w:rPr>
-        <w:t>{受伤职工}</w:t>
-      </w:r>
-      <w:r>
-        <w:rPr>
-          <w:rFonts w:hAnsi="宋体" w:cs="宋体" w:hint="eastAsia"/>
-          <w:sz w:val="30"/>
-          <w:szCs w:val="30"/>
-          <w:u w:val="single"/>
-        </w:rPr>
-        <w:t>吗？他在公司从事什么工作？</w:t>
-      </w:r>
-    </w:p>
-    <w:p>
-      <w:pPr>
-        <w:pStyle w:val="a3"/>
-        <w:spacing w:line="520" w:lineRule="exact"/>
-        <w:rPr>
-          <w:rFonts w:hAnsi="宋体" w:cs="宋体"/>
-          <w:sz w:val="30"/>
-          <w:szCs w:val="30"/>
-          <w:u w:val="single"/>
-        </w:rPr>
-      </w:pPr>
-      <w:r>
-        <w:rPr>
-          <w:rFonts w:hAnsi="宋体" w:cs="宋体" w:hint="eastAsia"/>
-          <w:sz w:val="30"/>
-          <w:szCs w:val="30"/>
-          <w:u w:val="single"/>
-        </w:rPr>
-        <w:t>答：认识的，</w:t>
-      </w:r>
-      <w:r>
-        <w:rPr>
-          <w:rFonts w:hAnsi="宋体" w:cs="宋体" w:hint="eastAsia"/>
-          <w:sz w:val="30"/>
-          <w:szCs w:val="30"/>
-          <w:u w:val="single"/>
-        </w:rPr>
-        <w:t>{受伤职工}</w:t>
-      </w:r>
-      <w:r>
-        <w:rPr>
-          <w:rFonts w:hAnsi="宋体" w:cs="宋体" w:hint="eastAsia"/>
-          <w:sz w:val="30"/>
-          <w:szCs w:val="30"/>
-          <w:u w:val="single"/>
-        </w:rPr>
-        <w:t>是我们公司的员工。</w:t>
-      </w:r>
-    </w:p>
-    <w:p>
-      <w:pPr>
-        <w:pStyle w:val="a3"/>
-        <w:spacing w:line="520" w:lineRule="exact"/>
-        <w:rPr>
-          <w:rFonts w:hAnsi="宋体" w:cs="宋体"/>
-          <w:sz w:val="30"/>
-          <w:szCs w:val="30"/>
-          <w:u w:val="single"/>
-        </w:rPr>
-      </w:pPr>
-      <w:r>
-        <w:rPr>
-          <w:rFonts w:hAnsi="宋体" w:cs="宋体" w:hint="eastAsia"/>
-          <w:sz w:val="30"/>
-          <w:szCs w:val="30"/>
-          <w:u w:val="single"/>
-        </w:rPr>
-        <w:lastRenderedPageBreak/>
-        <w:t>问：</w:t>
-      </w:r>
-      <w:r>
-        <w:rPr>
-          <w:rFonts w:hAnsi="宋体" w:cs="宋体" w:hint="eastAsia"/>
-          <w:sz w:val="30"/>
-          <w:szCs w:val="30"/>
-          <w:u w:val="single"/>
-        </w:rPr>
-        <w:t>{受伤职工}</w:t>
-      </w:r>
-      <w:r>
-        <w:rPr>
-          <w:rFonts w:hAnsi="宋体" w:cs="宋体" w:hint="eastAsia"/>
-          <w:sz w:val="30"/>
-          <w:szCs w:val="30"/>
-          <w:u w:val="single"/>
-        </w:rPr>
-        <w:t>与单位是否签订劳动合同？是否参加工伤保险？</w:t>
-      </w:r>
-    </w:p>
-    <w:p>
-      <w:pPr>
-        <w:pStyle w:val="a3"/>
-        <w:spacing w:line="520" w:lineRule="exact"/>
-        <w:rPr>
-          <w:rFonts w:hAnsi="宋体" w:cs="宋体"/>
-          <w:sz w:val="30"/>
-          <w:szCs w:val="30"/>
-          <w:u w:val="single"/>
-        </w:rPr>
-      </w:pPr>
-      <w:r>
-        <w:rPr>
-          <w:rFonts w:hAnsi="宋体" w:cs="宋体" w:hint="eastAsia"/>
-          <w:sz w:val="30"/>
-          <w:szCs w:val="30"/>
-          <w:u w:val="single"/>
-        </w:rPr>
-        <w:t>答：是的，我们双方签有书面劳动合同，公司也依法为他参加了工伤保险。</w:t>
+        <w:t>答：{自我介绍}</w:t>
       </w:r>
     </w:p>
     <w:p>
@@ -827,6 +709,148 @@
           <w:szCs w:val="30"/>
           <w:u w:val="single"/>
         </w:rPr>
+        <w:t>问：请问你认识</w:t>
+      </w:r>
+      <w:r>
+        <w:rPr>
+          <w:rFonts w:hAnsi="宋体" w:cs="宋体" w:hint="eastAsia"/>
+          <w:sz w:val="30"/>
+          <w:szCs w:val="30"/>
+          <w:u w:val="single"/>
+        </w:rPr>
+        <w:t>{受伤职工}</w:t>
+      </w:r>
+      <w:r>
+        <w:rPr>
+          <w:rFonts w:hAnsi="宋体" w:cs="宋体" w:hint="eastAsia"/>
+          <w:sz w:val="30"/>
+          <w:szCs w:val="30"/>
+          <w:u w:val="single"/>
+        </w:rPr>
+        <w:t>吗？他在公司从事什么工作？</w:t>
+      </w:r>
+    </w:p>
+    <w:p>
+      <w:pPr>
+        <w:pStyle w:val="a3"/>
+        <w:spacing w:line="520" w:lineRule="exact"/>
+        <w:rPr>
+          <w:rFonts w:hAnsi="宋体" w:cs="宋体"/>
+          <w:sz w:val="30"/>
+          <w:szCs w:val="30"/>
+          <w:u w:val="single"/>
+        </w:rPr>
+      </w:pPr>
+      <w:r>
+        <w:rPr>
+          <w:rFonts w:hAnsi="宋体" w:cs="宋体" w:hint="eastAsia"/>
+          <w:sz w:val="30"/>
+          <w:szCs w:val="30"/>
+          <w:u w:val="single"/>
+        </w:rPr>
+        <w:lastRenderedPageBreak/>
+        <w:t>答：认识的，</w:t>
+      </w:r>
+      <w:r>
+        <w:rPr>
+          <w:rFonts w:hAnsi="宋体" w:cs="宋体" w:hint="eastAsia"/>
+          <w:sz w:val="30"/>
+          <w:szCs w:val="30"/>
+          <w:u w:val="single"/>
+        </w:rPr>
+        <w:t>{受伤职工}</w:t>
+      </w:r>
+      <w:r>
+        <w:rPr>
+          <w:rFonts w:hAnsi="宋体" w:cs="宋体" w:hint="eastAsia"/>
+          <w:sz w:val="30"/>
+          <w:szCs w:val="30"/>
+          <w:u w:val="single"/>
+        </w:rPr>
+        <w:t>是我们公司的员工。</w:t>
+      </w:r>
+    </w:p>
+    <w:p>
+      <w:pPr>
+        <w:pStyle w:val="a3"/>
+        <w:spacing w:line="520" w:lineRule="exact"/>
+        <w:rPr>
+          <w:rFonts w:hAnsi="宋体" w:cs="宋体"/>
+          <w:sz w:val="30"/>
+          <w:szCs w:val="30"/>
+          <w:u w:val="single"/>
+        </w:rPr>
+      </w:pPr>
+      <w:r>
+        <w:rPr>
+          <w:rFonts w:hAnsi="宋体" w:cs="宋体" w:hint="eastAsia"/>
+          <w:sz w:val="30"/>
+          <w:szCs w:val="30"/>
+          <w:u w:val="single"/>
+        </w:rPr>
+        <w:t>问：</w:t>
+      </w:r>
+      <w:r>
+        <w:rPr>
+          <w:rFonts w:hAnsi="宋体" w:cs="宋体" w:hint="eastAsia"/>
+          <w:sz w:val="30"/>
+          <w:szCs w:val="30"/>
+          <w:u w:val="single"/>
+        </w:rPr>
+        <w:t>{受伤职工}</w:t>
+      </w:r>
+      <w:r>
+        <w:rPr>
+          <w:rFonts w:hAnsi="宋体" w:cs="宋体" w:hint="eastAsia"/>
+          <w:sz w:val="30"/>
+          <w:szCs w:val="30"/>
+          <w:u w:val="single"/>
+        </w:rPr>
+        <w:t>与单位是否签订劳动合同？是否参加工伤保险？</w:t>
+      </w:r>
+    </w:p>
+    <w:p>
+      <w:pPr>
+        <w:pStyle w:val="a3"/>
+        <w:spacing w:line="520" w:lineRule="exact"/>
+        <w:rPr>
+          <w:rFonts w:hAnsi="宋体" w:cs="宋体"/>
+          <w:sz w:val="30"/>
+          <w:szCs w:val="30"/>
+          <w:u w:val="single"/>
+        </w:rPr>
+      </w:pPr>
+      <w:r>
+        <w:rPr>
+          <w:rFonts w:hAnsi="宋体" w:cs="宋体" w:hint="eastAsia"/>
+          <w:sz w:val="30"/>
+          <w:szCs w:val="30"/>
+          <w:u w:val="single"/>
+        </w:rPr>
+        <w:t>答：是的，我们双方签有书面劳动合同，公司也依法为他参加了工伤保险。</w:t>
+      </w:r>
+    </w:p>
+    <w:p>
+      <w:pPr>
+        <w:pStyle w:val="a3"/>
+        <w:tabs>
+          <w:tab w:val="left" w:pos="142"/>
+        </w:tabs>
+        <w:spacing w:line="520" w:lineRule="exact"/>
+        <w:rPr>
+          <w:rFonts w:hAnsi="宋体" w:cs="宋体"/>
+          <w:sz w:val="30"/>
+          <w:szCs w:val="30"/>
+          <w:u w:val="single"/>
+        </w:rPr>
+      </w:pPr>
+      <w:r>
+        <w:rPr>
+          <w:rFonts w:hAnsi="宋体" w:cs="宋体" w:hint="eastAsia"/>
+          <w:sz w:val="30"/>
+          <w:szCs w:val="30"/>
+          <w:u w:val="single"/>
+        </w:rPr>
         <w:t>问：请问你与</w:t>
       </w:r>
       <w:r>
@@ -1175,7 +1199,6 @@
           <w:szCs w:val="30"/>
           <w:u w:val="single"/>
         </w:rPr>
-        <w:lastRenderedPageBreak/>
         <w:t>问：事故发生后，单位采取了哪些救治和应对措施？</w:t>
       </w:r>
     </w:p>

--- a/templates/法人谈话笔录（普通工伤案件）.docx
+++ b/templates/法人谈话笔录（普通工伤案件）.docx
@@ -89,7 +89,7 @@
           <w:szCs w:val="30"/>
           <w:u w:val="single"/>
         </w:rPr>
-        <w:t>{</w:t>
+        <w:t>{{</w:t>
       </w:r>
       <w:r>
         <w:rPr>
@@ -107,16 +107,34 @@
           <w:szCs w:val="30"/>
           <w:u w:val="single"/>
         </w:rPr>
-        <w:t>}</w:t>
-      </w:r>
-      <w:r>
-        <w:rPr>
-          <w:rFonts w:hAnsi="宋体" w:cs="宋体" w:hint="eastAsia"/>
-          <w:sz w:val="30"/>
-          <w:szCs w:val="30"/>
-          <w:u w:val="single"/>
-        </w:rPr>
-        <w:t>{当前时间}</w:t>
+        <w:t>}}</w:t>
+      </w:r>
+      <w:r>
+        <w:rPr>
+          <w:rFonts w:hAnsi="宋体" w:cs="宋体" w:hint="eastAsia"/>
+          <w:sz w:val="30"/>
+          <w:szCs w:val="30"/>
+          <w:u w:val="single"/>
+        </w:rPr>
+        <w:t>{{</w:t>
+      </w:r>
+      <w:r>
+        <w:rPr>
+          <w:rFonts w:hAnsi="宋体" w:cs="宋体" w:hint="eastAsia"/>
+          <w:sz w:val="30"/>
+          <w:szCs w:val="30"/>
+          <w:u w:val="single"/>
+        </w:rPr>
+        <w:t>当前时间</w:t>
+      </w:r>
+      <w:r>
+        <w:rPr>
+          <w:rFonts w:hAnsi="宋体" w:cs="宋体" w:hint="eastAsia"/>
+          <w:sz w:val="30"/>
+          <w:szCs w:val="30"/>
+          <w:u w:val="single"/>
+        </w:rPr>
+        <w:t>}}</w:t>
       </w:r>
     </w:p>
     <w:p>
@@ -184,7 +202,7 @@
           <w:szCs w:val="30"/>
           <w:u w:val="single"/>
         </w:rPr>
-        <w:t>{</w:t>
+        <w:t>{{</w:t>
       </w:r>
       <w:r>
         <w:rPr>
@@ -202,7 +220,7 @@
           <w:szCs w:val="30"/>
           <w:u w:val="single"/>
         </w:rPr>
-        <w:t>}</w:t>
+        <w:t>}}</w:t>
       </w:r>
       <w:bookmarkEnd w:id="0"/>
       <w:r>
@@ -229,7 +247,43 @@
           <w:szCs w:val="30"/>
           <w:u w:val="single"/>
         </w:rPr>
-        <w:t xml:space="preserve"> {法人性别} </w:t>
+        <w:t xml:space="preserve"> </w:t>
+      </w:r>
+      <w:r>
+        <w:rPr>
+          <w:rFonts w:hAnsi="宋体" w:cs="宋体" w:hint="eastAsia"/>
+          <w:sz w:val="30"/>
+          <w:szCs w:val="30"/>
+          <w:u w:val="single"/>
+        </w:rPr>
+        <w:t>{{</w:t>
+      </w:r>
+      <w:r>
+        <w:rPr>
+          <w:rFonts w:hAnsi="宋体" w:cs="宋体" w:hint="eastAsia"/>
+          <w:sz w:val="30"/>
+          <w:szCs w:val="30"/>
+          <w:u w:val="single"/>
+        </w:rPr>
+        <w:t>法人性别</w:t>
+      </w:r>
+      <w:r>
+        <w:rPr>
+          <w:rFonts w:hAnsi="宋体" w:cs="宋体" w:hint="eastAsia"/>
+          <w:sz w:val="30"/>
+          <w:szCs w:val="30"/>
+          <w:u w:val="single"/>
+        </w:rPr>
+        <w:t>}}</w:t>
+      </w:r>
+      <w:r>
+        <w:rPr>
+          <w:rFonts w:hAnsi="宋体" w:cs="宋体" w:hint="eastAsia"/>
+          <w:sz w:val="30"/>
+          <w:szCs w:val="30"/>
+          <w:u w:val="single"/>
+        </w:rPr>
+        <w:t xml:space="preserve"> </w:t>
       </w:r>
       <w:r>
         <w:rPr>
@@ -246,7 +300,43 @@
           <w:szCs w:val="30"/>
           <w:u w:val="single"/>
         </w:rPr>
-        <w:t xml:space="preserve"> {法人年龄} </w:t>
+        <w:t xml:space="preserve"> </w:t>
+      </w:r>
+      <w:r>
+        <w:rPr>
+          <w:rFonts w:hAnsi="宋体" w:cs="宋体" w:hint="eastAsia"/>
+          <w:sz w:val="30"/>
+          <w:szCs w:val="30"/>
+          <w:u w:val="single"/>
+        </w:rPr>
+        <w:t>{{</w:t>
+      </w:r>
+      <w:r>
+        <w:rPr>
+          <w:rFonts w:hAnsi="宋体" w:cs="宋体" w:hint="eastAsia"/>
+          <w:sz w:val="30"/>
+          <w:szCs w:val="30"/>
+          <w:u w:val="single"/>
+        </w:rPr>
+        <w:t>法人年龄</w:t>
+      </w:r>
+      <w:r>
+        <w:rPr>
+          <w:rFonts w:hAnsi="宋体" w:cs="宋体" w:hint="eastAsia"/>
+          <w:sz w:val="30"/>
+          <w:szCs w:val="30"/>
+          <w:u w:val="single"/>
+        </w:rPr>
+        <w:t>}}</w:t>
+      </w:r>
+      <w:r>
+        <w:rPr>
+          <w:rFonts w:hAnsi="宋体" w:cs="宋体" w:hint="eastAsia"/>
+          <w:sz w:val="30"/>
+          <w:szCs w:val="30"/>
+          <w:u w:val="single"/>
+        </w:rPr>
+        <w:t xml:space="preserve"> </w:t>
       </w:r>
     </w:p>
     <w:p>
@@ -292,17 +382,44 @@
           <w:szCs w:val="30"/>
           <w:u w:val="single"/>
         </w:rPr>
-        <w:t xml:space="preserve"> {法人身份证}</w:t>
-      </w:r>
-      <w:r>
-        <w:rPr>
-          <w:rFonts w:hAnsi="宋体" w:cs="宋体"/>
-          <w:sz w:val="30"/>
-          <w:szCs w:val="30"/>
-          <w:u w:val="single"/>
-        </w:rPr>
         <w:t xml:space="preserve"> </w:t>
       </w:r>
+      <w:r>
+        <w:rPr>
+          <w:rFonts w:hAnsi="宋体" w:cs="宋体" w:hint="eastAsia"/>
+          <w:sz w:val="30"/>
+          <w:szCs w:val="30"/>
+          <w:u w:val="single"/>
+        </w:rPr>
+        <w:t>{{</w:t>
+      </w:r>
+      <w:r>
+        <w:rPr>
+          <w:rFonts w:hAnsi="宋体" w:cs="宋体" w:hint="eastAsia"/>
+          <w:sz w:val="30"/>
+          <w:szCs w:val="30"/>
+          <w:u w:val="single"/>
+        </w:rPr>
+        <w:t>法人身份证</w:t>
+      </w:r>
+      <w:r>
+        <w:rPr>
+          <w:rFonts w:hAnsi="宋体" w:cs="宋体" w:hint="eastAsia"/>
+          <w:sz w:val="30"/>
+          <w:szCs w:val="30"/>
+          <w:u w:val="single"/>
+        </w:rPr>
+        <w:t>}}</w:t>
+      </w:r>
+      <w:r>
+        <w:rPr>
+          <w:rFonts w:hAnsi="宋体" w:cs="宋体"/>
+          <w:sz w:val="30"/>
+          <w:szCs w:val="30"/>
+          <w:u w:val="single"/>
+        </w:rPr>
+        <w:t xml:space="preserve"> </w:t>
+      </w:r>
     </w:p>
     <w:p>
       <w:pPr>
@@ -330,7 +447,25 @@
           <w:szCs w:val="30"/>
           <w:u w:val="single"/>
         </w:rPr>
-        <w:t>{法人身份证地址}</w:t>
+        <w:t>{{</w:t>
+      </w:r>
+      <w:r>
+        <w:rPr>
+          <w:rFonts w:hAnsi="宋体" w:cs="宋体" w:hint="eastAsia"/>
+          <w:sz w:val="30"/>
+          <w:szCs w:val="30"/>
+          <w:u w:val="single"/>
+        </w:rPr>
+        <w:t>法人身份证地址</w:t>
+      </w:r>
+      <w:r>
+        <w:rPr>
+          <w:rFonts w:hAnsi="宋体" w:cs="宋体" w:hint="eastAsia"/>
+          <w:sz w:val="30"/>
+          <w:szCs w:val="30"/>
+          <w:u w:val="single"/>
+        </w:rPr>
+        <w:t>}}</w:t>
       </w:r>
     </w:p>
     <w:p>
@@ -367,7 +502,23 @@
           <w:szCs w:val="30"/>
           <w:u w:val="single"/>
         </w:rPr>
-        <w:t>{用人单位}</w:t>
+        <w:t>{{</w:t>
+      </w:r>
+      <w:r>
+        <w:rPr>
+          <w:sz w:val="30"/>
+          <w:szCs w:val="30"/>
+          <w:u w:val="single"/>
+        </w:rPr>
+        <w:t>用人单位</w:t>
+      </w:r>
+      <w:r>
+        <w:rPr>
+          <w:sz w:val="30"/>
+          <w:szCs w:val="30"/>
+          <w:u w:val="single"/>
+        </w:rPr>
+        <w:t>}}</w:t>
       </w:r>
       <w:r>
         <w:rPr>
@@ -393,7 +544,25 @@
           <w:szCs w:val="30"/>
           <w:u w:val="single"/>
         </w:rPr>
-        <w:t xml:space="preserve">   {法人</w:t>
+        <w:t xml:space="preserve">   </w:t>
+      </w:r>
+      <w:r>
+        <w:rPr>
+          <w:rFonts w:hAnsi="宋体" w:cs="宋体" w:hint="eastAsia"/>
+          <w:sz w:val="30"/>
+          <w:szCs w:val="30"/>
+          <w:u w:val="single"/>
+        </w:rPr>
+        <w:t>{{</w:t>
+      </w:r>
+      <w:r>
+        <w:rPr>
+          <w:rFonts w:hAnsi="宋体" w:cs="宋体" w:hint="eastAsia"/>
+          <w:sz w:val="30"/>
+          <w:szCs w:val="30"/>
+          <w:u w:val="single"/>
+        </w:rPr>
+        <w:t>法人</w:t>
       </w:r>
       <w:r>
         <w:rPr>
@@ -411,7 +580,16 @@
           <w:szCs w:val="30"/>
           <w:u w:val="single"/>
         </w:rPr>
-        <w:t xml:space="preserve">}      </w:t>
+        <w:t>}}</w:t>
+      </w:r>
+      <w:r>
+        <w:rPr>
+          <w:rFonts w:hAnsi="宋体" w:cs="宋体" w:hint="eastAsia"/>
+          <w:sz w:val="30"/>
+          <w:szCs w:val="30"/>
+          <w:u w:val="single"/>
+        </w:rPr>
+        <w:t xml:space="preserve">      </w:t>
       </w:r>
     </w:p>
     <w:p>
@@ -440,7 +618,25 @@
           <w:szCs w:val="30"/>
           <w:u w:val="single"/>
         </w:rPr>
-        <w:t xml:space="preserve">   {法人</w:t>
+        <w:t xml:space="preserve">   </w:t>
+      </w:r>
+      <w:r>
+        <w:rPr>
+          <w:rFonts w:hAnsi="宋体" w:cs="宋体" w:hint="eastAsia"/>
+          <w:sz w:val="30"/>
+          <w:szCs w:val="30"/>
+          <w:u w:val="single"/>
+        </w:rPr>
+        <w:t>{{</w:t>
+      </w:r>
+      <w:r>
+        <w:rPr>
+          <w:rFonts w:hAnsi="宋体" w:cs="宋体" w:hint="eastAsia"/>
+          <w:sz w:val="30"/>
+          <w:szCs w:val="30"/>
+          <w:u w:val="single"/>
+        </w:rPr>
+        <w:t>法人</w:t>
       </w:r>
       <w:r>
         <w:rPr>
@@ -458,7 +654,16 @@
           <w:szCs w:val="30"/>
           <w:u w:val="single"/>
         </w:rPr>
-        <w:t xml:space="preserve">}   </w:t>
+        <w:t>}}</w:t>
+      </w:r>
+      <w:r>
+        <w:rPr>
+          <w:rFonts w:hAnsi="宋体" w:cs="宋体" w:hint="eastAsia"/>
+          <w:sz w:val="30"/>
+          <w:szCs w:val="30"/>
+          <w:u w:val="single"/>
+        </w:rPr>
+        <w:t xml:space="preserve">   </w:t>
       </w:r>
       <w:r>
         <w:rPr>
@@ -521,7 +726,16 @@
           <w:szCs w:val="30"/>
           <w:u w:val="single"/>
         </w:rPr>
-        <w:t xml:space="preserve">   {</w:t>
+        <w:t xml:space="preserve">   </w:t>
+      </w:r>
+      <w:r>
+        <w:rPr>
+          <w:rFonts w:hAnsi="宋体" w:cs="宋体" w:hint="eastAsia"/>
+          <w:sz w:val="30"/>
+          <w:szCs w:val="30"/>
+          <w:u w:val="single"/>
+        </w:rPr>
+        <w:t>{{</w:t>
       </w:r>
       <w:r>
         <w:rPr>
@@ -539,7 +753,7 @@
           <w:szCs w:val="30"/>
           <w:u w:val="single"/>
         </w:rPr>
-        <w:t>}</w:t>
+        <w:t>}}</w:t>
       </w:r>
       <w:bookmarkStart w:id="1" w:name="_GoBack"/>
       <w:bookmarkEnd w:id="1"/>
@@ -600,7 +814,29 @@
           <w:szCs w:val="30"/>
           <w:u w:val="single"/>
         </w:rPr>
-        <w:t>{受伤职工}</w:t>
+        <w:t>{{</w:t>
+      </w:r>
+      <w:r>
+        <w:rPr>
+          <w:rFonts w:hAnsi="宋体" w:cs="宋体" w:hint="eastAsia"/>
+          <w:b/>
+          <w:bCs/>
+          <w:sz w:val="30"/>
+          <w:szCs w:val="30"/>
+          <w:u w:val="single"/>
+        </w:rPr>
+        <w:t>受伤职工</w:t>
+      </w:r>
+      <w:r>
+        <w:rPr>
+          <w:rFonts w:hAnsi="宋体" w:cs="宋体" w:hint="eastAsia"/>
+          <w:b/>
+          <w:bCs/>
+          <w:sz w:val="30"/>
+          <w:szCs w:val="30"/>
+          <w:u w:val="single"/>
+        </w:rPr>
+        <w:t>}}</w:t>
       </w:r>
       <w:r>
         <w:rPr>
@@ -648,7 +884,7 @@
         </w:tabs>
         <w:spacing w:line="520" w:lineRule="exact"/>
         <w:rPr>
-          <w:rFonts w:hAnsi="宋体" w:cs="宋体" w:hint="eastAsia"/>
+          <w:rFonts w:hAnsi="宋体" w:cs="宋体"/>
           <w:sz w:val="30"/>
           <w:szCs w:val="30"/>
           <w:u w:val="single"/>
@@ -685,7 +921,34 @@
           <w:szCs w:val="30"/>
           <w:u w:val="single"/>
         </w:rPr>
-        <w:t>答：{自我介绍}</w:t>
+        <w:t>答：</w:t>
+      </w:r>
+      <w:r>
+        <w:rPr>
+          <w:rFonts w:hAnsi="宋体" w:cs="宋体" w:hint="eastAsia"/>
+          <w:sz w:val="30"/>
+          <w:szCs w:val="30"/>
+          <w:u w:val="single"/>
+        </w:rPr>
+        <w:t>{{</w:t>
+      </w:r>
+      <w:r>
+        <w:rPr>
+          <w:rFonts w:hAnsi="宋体" w:cs="宋体" w:hint="eastAsia"/>
+          <w:sz w:val="30"/>
+          <w:szCs w:val="30"/>
+          <w:u w:val="single"/>
+        </w:rPr>
+        <w:t>自我介绍</w:t>
+      </w:r>
+      <w:r>
+        <w:rPr>
+          <w:rFonts w:hAnsi="宋体" w:cs="宋体" w:hint="eastAsia"/>
+          <w:sz w:val="30"/>
+          <w:szCs w:val="30"/>
+          <w:u w:val="single"/>
+        </w:rPr>
+        <w:t>}}</w:t>
       </w:r>
     </w:p>
     <w:p>
@@ -718,7 +981,25 @@
           <w:szCs w:val="30"/>
           <w:u w:val="single"/>
         </w:rPr>
-        <w:t>{受伤职工}</w:t>
+        <w:t>{{</w:t>
+      </w:r>
+      <w:r>
+        <w:rPr>
+          <w:rFonts w:hAnsi="宋体" w:cs="宋体" w:hint="eastAsia"/>
+          <w:sz w:val="30"/>
+          <w:szCs w:val="30"/>
+          <w:u w:val="single"/>
+        </w:rPr>
+        <w:t>受伤职工</w:t>
+      </w:r>
+      <w:r>
+        <w:rPr>
+          <w:rFonts w:hAnsi="宋体" w:cs="宋体" w:hint="eastAsia"/>
+          <w:sz w:val="30"/>
+          <w:szCs w:val="30"/>
+          <w:u w:val="single"/>
+        </w:rPr>
+        <w:t>}}</w:t>
       </w:r>
       <w:r>
         <w:rPr>
@@ -758,7 +1039,25 @@
           <w:szCs w:val="30"/>
           <w:u w:val="single"/>
         </w:rPr>
-        <w:t>{受伤职工}</w:t>
+        <w:t>{{</w:t>
+      </w:r>
+      <w:r>
+        <w:rPr>
+          <w:rFonts w:hAnsi="宋体" w:cs="宋体" w:hint="eastAsia"/>
+          <w:sz w:val="30"/>
+          <w:szCs w:val="30"/>
+          <w:u w:val="single"/>
+        </w:rPr>
+        <w:t>受伤职工</w:t>
+      </w:r>
+      <w:r>
+        <w:rPr>
+          <w:rFonts w:hAnsi="宋体" w:cs="宋体" w:hint="eastAsia"/>
+          <w:sz w:val="30"/>
+          <w:szCs w:val="30"/>
+          <w:u w:val="single"/>
+        </w:rPr>
+        <w:t>}}</w:t>
       </w:r>
       <w:r>
         <w:rPr>
@@ -797,7 +1096,25 @@
           <w:szCs w:val="30"/>
           <w:u w:val="single"/>
         </w:rPr>
-        <w:t>{受伤职工}</w:t>
+        <w:t>{{</w:t>
+      </w:r>
+      <w:r>
+        <w:rPr>
+          <w:rFonts w:hAnsi="宋体" w:cs="宋体" w:hint="eastAsia"/>
+          <w:sz w:val="30"/>
+          <w:szCs w:val="30"/>
+          <w:u w:val="single"/>
+        </w:rPr>
+        <w:t>受伤职工</w:t>
+      </w:r>
+      <w:r>
+        <w:rPr>
+          <w:rFonts w:hAnsi="宋体" w:cs="宋体" w:hint="eastAsia"/>
+          <w:sz w:val="30"/>
+          <w:szCs w:val="30"/>
+          <w:u w:val="single"/>
+        </w:rPr>
+        <w:t>}}</w:t>
       </w:r>
       <w:r>
         <w:rPr>
@@ -860,7 +1177,25 @@
           <w:szCs w:val="30"/>
           <w:u w:val="single"/>
         </w:rPr>
-        <w:t>{受伤职工}</w:t>
+        <w:t>{{</w:t>
+      </w:r>
+      <w:r>
+        <w:rPr>
+          <w:rFonts w:hAnsi="宋体" w:cs="宋体" w:hint="eastAsia"/>
+          <w:sz w:val="30"/>
+          <w:szCs w:val="30"/>
+          <w:u w:val="single"/>
+        </w:rPr>
+        <w:t>受伤职工</w:t>
+      </w:r>
+      <w:r>
+        <w:rPr>
+          <w:rFonts w:hAnsi="宋体" w:cs="宋体" w:hint="eastAsia"/>
+          <w:sz w:val="30"/>
+          <w:szCs w:val="30"/>
+          <w:u w:val="single"/>
+        </w:rPr>
+        <w:t>}}</w:t>
       </w:r>
       <w:r>
         <w:rPr>
@@ -899,7 +1234,25 @@
           <w:szCs w:val="30"/>
           <w:u w:val="single"/>
         </w:rPr>
-        <w:t>{受伤职工}</w:t>
+        <w:t>{{</w:t>
+      </w:r>
+      <w:r>
+        <w:rPr>
+          <w:rFonts w:hAnsi="宋体" w:cs="宋体" w:hint="eastAsia"/>
+          <w:sz w:val="30"/>
+          <w:szCs w:val="30"/>
+          <w:u w:val="single"/>
+        </w:rPr>
+        <w:t>受伤职工</w:t>
+      </w:r>
+      <w:r>
+        <w:rPr>
+          <w:rFonts w:hAnsi="宋体" w:cs="宋体" w:hint="eastAsia"/>
+          <w:sz w:val="30"/>
+          <w:szCs w:val="30"/>
+          <w:u w:val="single"/>
+        </w:rPr>
+        <w:t>}}</w:t>
       </w:r>
       <w:r>
         <w:rPr>
@@ -938,7 +1291,25 @@
           <w:szCs w:val="30"/>
           <w:u w:val="single"/>
         </w:rPr>
-        <w:t>{受伤职工}</w:t>
+        <w:t>{{</w:t>
+      </w:r>
+      <w:r>
+        <w:rPr>
+          <w:rFonts w:hAnsi="宋体" w:cs="宋体" w:hint="eastAsia"/>
+          <w:sz w:val="30"/>
+          <w:szCs w:val="30"/>
+          <w:u w:val="single"/>
+        </w:rPr>
+        <w:t>受伤职工</w:t>
+      </w:r>
+      <w:r>
+        <w:rPr>
+          <w:rFonts w:hAnsi="宋体" w:cs="宋体" w:hint="eastAsia"/>
+          <w:sz w:val="30"/>
+          <w:szCs w:val="30"/>
+          <w:u w:val="single"/>
+        </w:rPr>
+        <w:t>}}</w:t>
       </w:r>
       <w:r>
         <w:rPr>
@@ -1019,7 +1390,25 @@
           <w:szCs w:val="30"/>
           <w:u w:val="single"/>
         </w:rPr>
-        <w:t>{受伤职工}</w:t>
+        <w:t>{{</w:t>
+      </w:r>
+      <w:r>
+        <w:rPr>
+          <w:rFonts w:hAnsi="宋体" w:cs="宋体" w:hint="eastAsia"/>
+          <w:sz w:val="30"/>
+          <w:szCs w:val="30"/>
+          <w:u w:val="single"/>
+        </w:rPr>
+        <w:t>受伤职工</w:t>
+      </w:r>
+      <w:r>
+        <w:rPr>
+          <w:rFonts w:hAnsi="宋体" w:cs="宋体" w:hint="eastAsia"/>
+          <w:sz w:val="30"/>
+          <w:szCs w:val="30"/>
+          <w:u w:val="single"/>
+        </w:rPr>
+        <w:t>}}</w:t>
       </w:r>
       <w:r>
         <w:rPr>
@@ -1058,7 +1447,25 @@
           <w:szCs w:val="30"/>
           <w:u w:val="single"/>
         </w:rPr>
-        <w:t>{受伤职工}</w:t>
+        <w:t>{{</w:t>
+      </w:r>
+      <w:r>
+        <w:rPr>
+          <w:rFonts w:hAnsi="宋体" w:cs="宋体" w:hint="eastAsia"/>
+          <w:sz w:val="30"/>
+          <w:szCs w:val="30"/>
+          <w:u w:val="single"/>
+        </w:rPr>
+        <w:t>受伤职工</w:t>
+      </w:r>
+      <w:r>
+        <w:rPr>
+          <w:rFonts w:hAnsi="宋体" w:cs="宋体" w:hint="eastAsia"/>
+          <w:sz w:val="30"/>
+          <w:szCs w:val="30"/>
+          <w:u w:val="single"/>
+        </w:rPr>
+        <w:t>}}</w:t>
       </w:r>
       <w:r>
         <w:rPr>
@@ -1097,7 +1504,25 @@
           <w:szCs w:val="30"/>
           <w:u w:val="single"/>
         </w:rPr>
-        <w:t>{受伤职工}</w:t>
+        <w:t>{{</w:t>
+      </w:r>
+      <w:r>
+        <w:rPr>
+          <w:rFonts w:hAnsi="宋体" w:cs="宋体" w:hint="eastAsia"/>
+          <w:sz w:val="30"/>
+          <w:szCs w:val="30"/>
+          <w:u w:val="single"/>
+        </w:rPr>
+        <w:t>受伤职工</w:t>
+      </w:r>
+      <w:r>
+        <w:rPr>
+          <w:rFonts w:hAnsi="宋体" w:cs="宋体" w:hint="eastAsia"/>
+          <w:sz w:val="30"/>
+          <w:szCs w:val="30"/>
+          <w:u w:val="single"/>
+        </w:rPr>
+        <w:t>}}</w:t>
       </w:r>
       <w:r>
         <w:rPr>
@@ -1136,7 +1561,25 @@
           <w:szCs w:val="30"/>
           <w:u w:val="single"/>
         </w:rPr>
-        <w:t>{受伤职工}</w:t>
+        <w:t>{{</w:t>
+      </w:r>
+      <w:r>
+        <w:rPr>
+          <w:rFonts w:hAnsi="宋体" w:cs="宋体" w:hint="eastAsia"/>
+          <w:sz w:val="30"/>
+          <w:szCs w:val="30"/>
+          <w:u w:val="single"/>
+        </w:rPr>
+        <w:t>受伤职工</w:t>
+      </w:r>
+      <w:r>
+        <w:rPr>
+          <w:rFonts w:hAnsi="宋体" w:cs="宋体" w:hint="eastAsia"/>
+          <w:sz w:val="30"/>
+          <w:szCs w:val="30"/>
+          <w:u w:val="single"/>
+        </w:rPr>
+        <w:t>}}</w:t>
       </w:r>
       <w:r>
         <w:rPr>
@@ -1250,7 +1693,25 @@
           <w:szCs w:val="30"/>
           <w:u w:val="single"/>
         </w:rPr>
-        <w:t>{受伤职工}</w:t>
+        <w:t>{{</w:t>
+      </w:r>
+      <w:r>
+        <w:rPr>
+          <w:rFonts w:hAnsi="宋体" w:cs="宋体" w:hint="eastAsia"/>
+          <w:sz w:val="30"/>
+          <w:szCs w:val="30"/>
+          <w:u w:val="single"/>
+        </w:rPr>
+        <w:t>受伤职工</w:t>
+      </w:r>
+      <w:r>
+        <w:rPr>
+          <w:rFonts w:hAnsi="宋体" w:cs="宋体" w:hint="eastAsia"/>
+          <w:sz w:val="30"/>
+          <w:szCs w:val="30"/>
+          <w:u w:val="single"/>
+        </w:rPr>
+        <w:t>}}</w:t>
       </w:r>
       <w:r>
         <w:rPr>
@@ -1310,7 +1771,25 @@
           <w:szCs w:val="30"/>
           <w:u w:val="single"/>
         </w:rPr>
-        <w:t>{受伤职工}</w:t>
+        <w:t>{{</w:t>
+      </w:r>
+      <w:r>
+        <w:rPr>
+          <w:rFonts w:hAnsi="宋体" w:cs="宋体" w:hint="eastAsia"/>
+          <w:sz w:val="30"/>
+          <w:szCs w:val="30"/>
+          <w:u w:val="single"/>
+        </w:rPr>
+        <w:t>受伤职工</w:t>
+      </w:r>
+      <w:r>
+        <w:rPr>
+          <w:rFonts w:hAnsi="宋体" w:cs="宋体" w:hint="eastAsia"/>
+          <w:sz w:val="30"/>
+          <w:szCs w:val="30"/>
+          <w:u w:val="single"/>
+        </w:rPr>
+        <w:t>}}</w:t>
       </w:r>
       <w:r>
         <w:rPr>
@@ -1370,7 +1849,25 @@
           <w:szCs w:val="30"/>
           <w:u w:val="single"/>
         </w:rPr>
-        <w:t>{受伤职工}</w:t>
+        <w:t>{{</w:t>
+      </w:r>
+      <w:r>
+        <w:rPr>
+          <w:rFonts w:hAnsi="宋体" w:cs="宋体" w:hint="eastAsia"/>
+          <w:sz w:val="30"/>
+          <w:szCs w:val="30"/>
+          <w:u w:val="single"/>
+        </w:rPr>
+        <w:t>受伤职工</w:t>
+      </w:r>
+      <w:r>
+        <w:rPr>
+          <w:rFonts w:hAnsi="宋体" w:cs="宋体" w:hint="eastAsia"/>
+          <w:sz w:val="30"/>
+          <w:szCs w:val="30"/>
+          <w:u w:val="single"/>
+        </w:rPr>
+        <w:t>}}</w:t>
       </w:r>
       <w:r>
         <w:rPr>
@@ -1430,7 +1927,25 @@
           <w:szCs w:val="30"/>
           <w:u w:val="single"/>
         </w:rPr>
-        <w:t>{受伤职工}</w:t>
+        <w:t>{{</w:t>
+      </w:r>
+      <w:r>
+        <w:rPr>
+          <w:rFonts w:hAnsi="宋体" w:cs="宋体" w:hint="eastAsia"/>
+          <w:sz w:val="30"/>
+          <w:szCs w:val="30"/>
+          <w:u w:val="single"/>
+        </w:rPr>
+        <w:t>受伤职工</w:t>
+      </w:r>
+      <w:r>
+        <w:rPr>
+          <w:rFonts w:hAnsi="宋体" w:cs="宋体" w:hint="eastAsia"/>
+          <w:sz w:val="30"/>
+          <w:szCs w:val="30"/>
+          <w:u w:val="single"/>
+        </w:rPr>
+        <w:t>}}</w:t>
       </w:r>
       <w:r>
         <w:rPr>
@@ -1490,7 +2005,25 @@
           <w:szCs w:val="30"/>
           <w:u w:val="single"/>
         </w:rPr>
-        <w:t>{受伤职工}</w:t>
+        <w:t>{{</w:t>
+      </w:r>
+      <w:r>
+        <w:rPr>
+          <w:rFonts w:hAnsi="宋体" w:cs="宋体" w:hint="eastAsia"/>
+          <w:sz w:val="30"/>
+          <w:szCs w:val="30"/>
+          <w:u w:val="single"/>
+        </w:rPr>
+        <w:t>受伤职工</w:t>
+      </w:r>
+      <w:r>
+        <w:rPr>
+          <w:rFonts w:hAnsi="宋体" w:cs="宋体" w:hint="eastAsia"/>
+          <w:sz w:val="30"/>
+          <w:szCs w:val="30"/>
+          <w:u w:val="single"/>
+        </w:rPr>
+        <w:t>}}</w:t>
       </w:r>
       <w:r>
         <w:rPr>
